--- a/prog_s3l7.docx
+++ b/prog_s3l7.docx
@@ -108,7 +108,6 @@
                 <w:bCs/>
                 <w:sz w:val="32"/>
                 <w:szCs w:val="32"/>
-                <w:lang w:val="en-US"/>
               </w:rPr>
             </w:pPr>
             <w:r>
@@ -126,7 +125,6 @@
                 <w:bCs/>
                 <w:sz w:val="32"/>
                 <w:szCs w:val="32"/>
-                <w:lang w:val="en-US"/>
               </w:rPr>
               <w:t>7</w:t>
             </w:r>
@@ -407,88 +405,82 @@
     <w:p>
       <w:pPr>
         <w:ind w:left="708"/>
+      </w:pPr>
+      <w:r>
+        <w:t xml:space="preserve">Структура данных: двусвязный циклический список, содержащий элементы данных. </w:t>
+      </w:r>
+    </w:p>
+    <w:p>
+      <w:pPr>
+        <w:ind w:left="708"/>
+      </w:pPr>
+      <w:r>
+        <w:t xml:space="preserve">Операция: включение по заданному номеру. </w:t>
+      </w:r>
+    </w:p>
+    <w:p>
+      <w:pPr>
+        <w:ind w:left="708"/>
+      </w:pPr>
+      <w:r>
+        <w:t>Операция: поиск и возвращение элемента данных по заданному номеру</w:t>
+      </w:r>
+    </w:p>
+    <w:p>
+      <w:pPr>
+        <w:suppressAutoHyphens w:val="0"/>
+        <w:spacing w:after="160" w:line="259" w:lineRule="auto"/>
+        <w:ind w:firstLine="0"/>
+      </w:pPr>
+      <w:r>
+        <w:br w:type="page"/>
+      </w:r>
+    </w:p>
+    <w:p>
+      <w:pPr>
+        <w:pStyle w:val="a7"/>
+      </w:pPr>
+      <w:r>
+        <w:lastRenderedPageBreak/>
+        <w:t>Исходный</w:t>
+      </w:r>
+      <w:r>
+        <w:t xml:space="preserve"> </w:t>
+      </w:r>
+      <w:r>
+        <w:t>код</w:t>
+      </w:r>
+    </w:p>
+    <w:p>
+      <w:pPr>
+        <w:pStyle w:val="a9"/>
+      </w:pPr>
+      <w:r>
+        <w:t>"</w:t>
+      </w:r>
+      <w:r>
         <w:rPr>
           <w:lang w:val="en-US"/>
         </w:rPr>
-      </w:pPr>
-      <w:r>
-        <w:t xml:space="preserve">Структура данных: двусвязный циклический список, содержащий элементы данных. </w:t>
-      </w:r>
-    </w:p>
-    <w:p>
-      <w:pPr>
-        <w:ind w:left="708"/>
+        <w:t>list</w:t>
+      </w:r>
+      <w:r>
+        <w:t>_</w:t>
+      </w:r>
+      <w:r>
         <w:rPr>
           <w:lang w:val="en-US"/>
         </w:rPr>
-      </w:pPr>
-      <w:r>
-        <w:t xml:space="preserve">Операция: включение по заданному номеру. </w:t>
-      </w:r>
-    </w:p>
-    <w:p>
-      <w:pPr>
-        <w:ind w:left="708"/>
-      </w:pPr>
-      <w:r>
-        <w:t>Операция: поиск и возвращение элемента данных по заданному номеру</w:t>
-      </w:r>
-    </w:p>
-    <w:p>
-      <w:pPr>
-        <w:suppressAutoHyphens w:val="0"/>
-        <w:spacing w:after="160" w:line="259" w:lineRule="auto"/>
-        <w:ind w:firstLine="0"/>
-      </w:pPr>
-      <w:r>
-        <w:br w:type="page"/>
-      </w:r>
-    </w:p>
-    <w:p>
-      <w:pPr>
-        <w:pStyle w:val="a7"/>
+        <w:t>node</w:t>
+      </w:r>
+      <w:r>
+        <w:t>.</w:t>
+      </w:r>
+      <w:r>
         <w:rPr>
           <w:lang w:val="en-US"/>
         </w:rPr>
-      </w:pPr>
-      <w:r>
-        <w:lastRenderedPageBreak/>
-        <w:t>Исходный</w:t>
-      </w:r>
-      <w:r>
-        <w:rPr>
-          <w:lang w:val="en-US"/>
-        </w:rPr>
-        <w:t xml:space="preserve"> </w:t>
-      </w:r>
-      <w:r>
-        <w:t>код</w:t>
-      </w:r>
-    </w:p>
-    <w:p>
-      <w:pPr>
-        <w:pStyle w:val="a9"/>
-        <w:rPr>
-          <w:lang w:val="en-US"/>
-        </w:rPr>
-      </w:pPr>
-      <w:r>
-        <w:rPr>
-          <w:lang w:val="en-US"/>
-        </w:rPr>
-        <w:t>"</w:t>
-      </w:r>
-      <w:r>
-        <w:rPr>
-          <w:lang w:val="en-US"/>
-        </w:rPr>
-        <w:t>list_node</w:t>
-      </w:r>
-      <w:r>
-        <w:rPr>
-          <w:lang w:val="en-US"/>
-        </w:rPr>
-        <w:t>.h</w:t>
+        <w:t>h</w:t>
       </w:r>
       <w:r>
         <w:rPr>
@@ -497,9 +489,6 @@
         <w:t>pp</w:t>
       </w:r>
       <w:r>
-        <w:rPr>
-          <w:lang w:val="en-US"/>
-        </w:rPr>
         <w:t>"</w:t>
       </w:r>
     </w:p>
@@ -768,14 +757,8 @@
     <w:p>
       <w:pPr>
         <w:pStyle w:val="code"/>
-        <w:rPr>
-          <w:lang w:val="ru-RU"/>
-        </w:rPr>
-      </w:pPr>
-      <w:r>
-        <w:rPr>
-          <w:lang w:val="ru-RU"/>
-        </w:rPr>
+      </w:pPr>
+      <w:r>
         <w:t>#include &lt;limits&gt;</w:t>
       </w:r>
     </w:p>
@@ -1943,15 +1926,31 @@
         <w:pStyle w:val="code"/>
       </w:pPr>
       <w:r>
-        <w:t>            header_ = std::move(l.header_);</w:t>
-      </w:r>
-    </w:p>
-    <w:p>
-      <w:pPr>
-        <w:pStyle w:val="code"/>
-      </w:pPr>
-      <w:r>
-        <w:t>            size_ = std::move(l.size_);</w:t>
+        <w:t>            while (!l.empty()) {</w:t>
+      </w:r>
+    </w:p>
+    <w:p>
+      <w:pPr>
+        <w:pStyle w:val="code"/>
+      </w:pPr>
+      <w:r>
+        <w:t>                push_back(*(l.begin()));</w:t>
+      </w:r>
+    </w:p>
+    <w:p>
+      <w:pPr>
+        <w:pStyle w:val="code"/>
+      </w:pPr>
+      <w:r>
+        <w:t>                l.erase(l.begin());</w:t>
+      </w:r>
+    </w:p>
+    <w:p>
+      <w:pPr>
+        <w:pStyle w:val="code"/>
+      </w:pPr>
+      <w:r>
+        <w:t>            }</w:t>
       </w:r>
     </w:p>
     <w:p>
@@ -2009,15 +2008,31 @@
         <w:pStyle w:val="code"/>
       </w:pPr>
       <w:r>
-        <w:t>                header_ = std::move(l.header_);</w:t>
-      </w:r>
-    </w:p>
-    <w:p>
-      <w:pPr>
-        <w:pStyle w:val="code"/>
-      </w:pPr>
-      <w:r>
-        <w:t>                size_ = std::move(l.size_);</w:t>
+        <w:t>                while (!l.empty()) {</w:t>
+      </w:r>
+    </w:p>
+    <w:p>
+      <w:pPr>
+        <w:pStyle w:val="code"/>
+      </w:pPr>
+      <w:r>
+        <w:t>                    push_back(*(l.begin()));</w:t>
+      </w:r>
+    </w:p>
+    <w:p>
+      <w:pPr>
+        <w:pStyle w:val="code"/>
+      </w:pPr>
+      <w:r>
+        <w:t>                    l.erase(l.begin());</w:t>
+      </w:r>
+    </w:p>
+    <w:p>
+      <w:pPr>
+        <w:pStyle w:val="code"/>
+      </w:pPr>
+      <w:r>
+        <w:t>                }</w:t>
       </w:r>
     </w:p>
     <w:p>
@@ -2041,6 +2056,7 @@
         <w:pStyle w:val="code"/>
       </w:pPr>
       <w:r>
+        <w:lastRenderedPageBreak/>
         <w:t>        }</w:t>
       </w:r>
     </w:p>
@@ -2062,17 +2078,125 @@
         <w:pStyle w:val="code"/>
       </w:pPr>
       <w:r>
-        <w:t>        const_reference front() { return begin().node_-&gt;value; }</w:t>
-      </w:r>
-    </w:p>
-    <w:p>
-      <w:pPr>
-        <w:pStyle w:val="code"/>
-      </w:pPr>
-      <w:r>
-        <w:lastRenderedPageBreak/>
-        <w:t>        const_reference back() { return end().node_-&gt;previous-&gt;value; }</w:t>
-      </w:r>
+        <w:t xml:space="preserve">        const_reference front() { </w:t>
+      </w:r>
+    </w:p>
+    <w:p>
+      <w:pPr>
+        <w:pStyle w:val="code"/>
+      </w:pPr>
+      <w:r>
+        <w:t>            if (!empty()) {</w:t>
+      </w:r>
+    </w:p>
+    <w:p>
+      <w:pPr>
+        <w:pStyle w:val="code"/>
+      </w:pPr>
+      <w:r>
+        <w:t>                return begin().node_-&gt;value;</w:t>
+      </w:r>
+    </w:p>
+    <w:p>
+      <w:pPr>
+        <w:pStyle w:val="code"/>
+      </w:pPr>
+      <w:r>
+        <w:t>            } else {</w:t>
+      </w:r>
+    </w:p>
+    <w:p>
+      <w:pPr>
+        <w:pStyle w:val="code"/>
+      </w:pPr>
+      <w:r>
+        <w:t>                throw std::out_of_range("the list is empty");</w:t>
+      </w:r>
+    </w:p>
+    <w:p>
+      <w:pPr>
+        <w:pStyle w:val="code"/>
+      </w:pPr>
+      <w:r>
+        <w:t>            }</w:t>
+      </w:r>
+    </w:p>
+    <w:p>
+      <w:pPr>
+        <w:pStyle w:val="code"/>
+      </w:pPr>
+      <w:r>
+        <w:t xml:space="preserve">            </w:t>
+      </w:r>
+    </w:p>
+    <w:p>
+      <w:pPr>
+        <w:pStyle w:val="code"/>
+      </w:pPr>
+      <w:r>
+        <w:t>        }</w:t>
+      </w:r>
+    </w:p>
+    <w:p>
+      <w:pPr>
+        <w:pStyle w:val="code"/>
+      </w:pPr>
+      <w:r>
+        <w:t>        const_reference back() {</w:t>
+      </w:r>
+    </w:p>
+    <w:p>
+      <w:pPr>
+        <w:pStyle w:val="code"/>
+      </w:pPr>
+      <w:r>
+        <w:t>            if (!empty()) {</w:t>
+      </w:r>
+    </w:p>
+    <w:p>
+      <w:pPr>
+        <w:pStyle w:val="code"/>
+      </w:pPr>
+      <w:r>
+        <w:t>                return end().node_-&gt;previous-&gt;value;</w:t>
+      </w:r>
+    </w:p>
+    <w:p>
+      <w:pPr>
+        <w:pStyle w:val="code"/>
+      </w:pPr>
+      <w:r>
+        <w:t>            } else {</w:t>
+      </w:r>
+    </w:p>
+    <w:p>
+      <w:pPr>
+        <w:pStyle w:val="code"/>
+      </w:pPr>
+      <w:r>
+        <w:t>                throw std::out_of_range("the list is empty");</w:t>
+      </w:r>
+    </w:p>
+    <w:p>
+      <w:pPr>
+        <w:pStyle w:val="code"/>
+      </w:pPr>
+      <w:r>
+        <w:t>            }</w:t>
+      </w:r>
+    </w:p>
+    <w:p>
+      <w:pPr>
+        <w:pStyle w:val="code"/>
+      </w:pPr>
+      <w:r>
+        <w:t>        }</w:t>
+      </w:r>
+    </w:p>
+    <w:p>
+      <w:pPr>
+        <w:pStyle w:val="code"/>
+      </w:pPr>
     </w:p>
     <w:p>
       <w:pPr>
@@ -2409,6 +2533,7 @@
         <w:pStyle w:val="code"/>
       </w:pPr>
       <w:r>
+        <w:lastRenderedPageBreak/>
         <w:t>                pos.node_-&gt;next-&gt;previous = pos.node_-&gt;previous;</w:t>
       </w:r>
     </w:p>
@@ -2544,8 +2669,342 @@
         <w:pStyle w:val="code"/>
       </w:pPr>
       <w:r>
+        <w:t>            insert(begin(), value);</w:t>
+      </w:r>
+    </w:p>
+    <w:p>
+      <w:pPr>
+        <w:pStyle w:val="code"/>
+      </w:pPr>
+      <w:r>
+        <w:t>        }</w:t>
+      </w:r>
+    </w:p>
+    <w:p>
+      <w:pPr>
+        <w:pStyle w:val="code"/>
+      </w:pPr>
+    </w:p>
+    <w:p>
+      <w:pPr>
+        <w:pStyle w:val="code"/>
+      </w:pPr>
+      <w:r>
+        <w:t>        void pop_front() { //remove first (exceptional)</w:t>
+      </w:r>
+    </w:p>
+    <w:p>
+      <w:pPr>
+        <w:pStyle w:val="code"/>
+      </w:pPr>
+      <w:r>
+        <w:t>            erase(begin());</w:t>
+      </w:r>
+    </w:p>
+    <w:p>
+      <w:pPr>
+        <w:pStyle w:val="code"/>
+      </w:pPr>
+      <w:r>
+        <w:t>        }</w:t>
+      </w:r>
+    </w:p>
+    <w:p>
+      <w:pPr>
+        <w:pStyle w:val="code"/>
+      </w:pPr>
+    </w:p>
+    <w:p>
+      <w:pPr>
+        <w:pStyle w:val="code"/>
+      </w:pPr>
+      <w:r>
+        <w:t>        void swap(list&amp; other) {</w:t>
+      </w:r>
+    </w:p>
+    <w:p>
+      <w:pPr>
+        <w:pStyle w:val="code"/>
+      </w:pPr>
+      <w:r>
+        <w:t>            Node&lt;value_type&gt; temporary_header = header_;</w:t>
+      </w:r>
+    </w:p>
+    <w:p>
+      <w:pPr>
+        <w:pStyle w:val="code"/>
+      </w:pPr>
+      <w:r>
+        <w:t>            size_type temporary_size = size_;</w:t>
+      </w:r>
+    </w:p>
+    <w:p>
+      <w:pPr>
+        <w:pStyle w:val="code"/>
+      </w:pPr>
+      <w:r>
+        <w:t>            header_ = other.header_;</w:t>
+      </w:r>
+    </w:p>
+    <w:p>
+      <w:pPr>
+        <w:pStyle w:val="code"/>
+      </w:pPr>
+      <w:r>
+        <w:t>            size_ = other.size_;</w:t>
+      </w:r>
+    </w:p>
+    <w:p>
+      <w:pPr>
+        <w:pStyle w:val="code"/>
+      </w:pPr>
+      <w:r>
+        <w:t>            other.header_ = temporary_header;</w:t>
+      </w:r>
+    </w:p>
+    <w:p>
+      <w:pPr>
+        <w:pStyle w:val="code"/>
+      </w:pPr>
+      <w:r>
+        <w:t>            other.size_ = temporary_size;</w:t>
+      </w:r>
+    </w:p>
+    <w:p>
+      <w:pPr>
+        <w:pStyle w:val="code"/>
+      </w:pPr>
+      <w:r>
+        <w:t>        }</w:t>
+      </w:r>
+    </w:p>
+    <w:p>
+      <w:pPr>
+        <w:pStyle w:val="code"/>
+      </w:pPr>
+    </w:p>
+    <w:p>
+      <w:pPr>
+        <w:pStyle w:val="code"/>
+      </w:pPr>
+      <w:r>
+        <w:t>        void merge(list&amp; other) { //we assume that both our lists are already sorted (std behaviour)</w:t>
+      </w:r>
+    </w:p>
+    <w:p>
+      <w:pPr>
+        <w:pStyle w:val="code"/>
+      </w:pPr>
+      <w:r>
+        <w:t>            if (end() != other.end()) {</w:t>
+      </w:r>
+    </w:p>
+    <w:p>
+      <w:pPr>
+        <w:pStyle w:val="code"/>
+      </w:pPr>
+      <w:r>
+        <w:t>                while(other.begin() != other.end()) {</w:t>
+      </w:r>
+    </w:p>
+    <w:p>
+      <w:pPr>
+        <w:pStyle w:val="code"/>
+      </w:pPr>
+      <w:r>
+        <w:t>                    auto dest_iter = begin();</w:t>
+      </w:r>
+    </w:p>
+    <w:p>
+      <w:pPr>
+        <w:pStyle w:val="code"/>
+      </w:pPr>
+      <w:r>
+        <w:t>                    while (dest_iter != end() &amp;&amp; std::less&lt;value_type&gt;(*(dest_iter++), *(other.begin())));</w:t>
+      </w:r>
+    </w:p>
+    <w:p>
+      <w:pPr>
+        <w:pStyle w:val="code"/>
+      </w:pPr>
+      <w:r>
+        <w:t>                    insert_borrow(dest_iter, other.begin(), size_, other.size_);</w:t>
+      </w:r>
+    </w:p>
+    <w:p>
+      <w:pPr>
+        <w:pStyle w:val="code"/>
+      </w:pPr>
+      <w:r>
+        <w:t>                }</w:t>
+      </w:r>
+    </w:p>
+    <w:p>
+      <w:pPr>
+        <w:pStyle w:val="code"/>
+      </w:pPr>
+      <w:r>
+        <w:t>            }</w:t>
+      </w:r>
+    </w:p>
+    <w:p>
+      <w:pPr>
+        <w:pStyle w:val="code"/>
+      </w:pPr>
+      <w:r>
+        <w:t>        }</w:t>
+      </w:r>
+    </w:p>
+    <w:p>
+      <w:pPr>
+        <w:pStyle w:val="code"/>
+      </w:pPr>
+    </w:p>
+    <w:p>
+      <w:pPr>
+        <w:pStyle w:val="code"/>
+      </w:pPr>
+      <w:r>
+        <w:t>        void splice(const_iterator pos, list&amp; other) { //transfer from other list to this one, starting from pos.</w:t>
+      </w:r>
+    </w:p>
+    <w:p>
+      <w:pPr>
+        <w:pStyle w:val="code"/>
+      </w:pPr>
+      <w:r>
+        <w:t>            //if (end() != other.end()) //std assumes that those are different lists anyway, behaviour is undefined</w:t>
+      </w:r>
+    </w:p>
+    <w:p>
+      <w:pPr>
+        <w:pStyle w:val="code"/>
+      </w:pPr>
+      <w:r>
+        <w:t>            while (other.begin() != other.end()) {</w:t>
+      </w:r>
+    </w:p>
+    <w:p>
+      <w:pPr>
+        <w:pStyle w:val="code"/>
+      </w:pPr>
+      <w:r>
+        <w:t>                insert_borrow(pos, other.begin(), size_, other.size_);</w:t>
+      </w:r>
+    </w:p>
+    <w:p>
+      <w:pPr>
+        <w:pStyle w:val="code"/>
+      </w:pPr>
+      <w:r>
+        <w:t>            }</w:t>
+      </w:r>
+    </w:p>
+    <w:p>
+      <w:pPr>
+        <w:pStyle w:val="code"/>
+      </w:pPr>
+      <w:r>
+        <w:t>        }</w:t>
+      </w:r>
+    </w:p>
+    <w:p>
+      <w:pPr>
+        <w:pStyle w:val="code"/>
+      </w:pPr>
+    </w:p>
+    <w:p>
+      <w:pPr>
+        <w:pStyle w:val="code"/>
+      </w:pPr>
+      <w:r>
+        <w:t>        void reverse() {</w:t>
+      </w:r>
+    </w:p>
+    <w:p>
+      <w:pPr>
+        <w:pStyle w:val="code"/>
+      </w:pPr>
+      <w:r>
+        <w:t>            iterator item = begin();</w:t>
+      </w:r>
+    </w:p>
+    <w:p>
+      <w:pPr>
+        <w:pStyle w:val="code"/>
+      </w:pPr>
+      <w:r>
+        <w:t>            while (item != end()) {</w:t>
+      </w:r>
+    </w:p>
+    <w:p>
+      <w:pPr>
+        <w:pStyle w:val="code"/>
+      </w:pPr>
+      <w:r>
+        <w:t>                prog_s3::Node&lt;value_type&gt;* tmp_node = item.node_-&gt;next;</w:t>
+      </w:r>
+    </w:p>
+    <w:p>
+      <w:pPr>
+        <w:pStyle w:val="code"/>
+      </w:pPr>
+      <w:r>
+        <w:t>                item.node_-&gt;next = item.node_-&gt;previous;</w:t>
+      </w:r>
+    </w:p>
+    <w:p>
+      <w:pPr>
+        <w:pStyle w:val="code"/>
+      </w:pPr>
+      <w:r>
+        <w:t>                item.node_-&gt;previous = item.node_-&gt;next;</w:t>
+      </w:r>
+    </w:p>
+    <w:p>
+      <w:pPr>
+        <w:pStyle w:val="code"/>
+      </w:pPr>
+      <w:r>
+        <w:t>                item--;</w:t>
+      </w:r>
+    </w:p>
+    <w:p>
+      <w:pPr>
+        <w:pStyle w:val="code"/>
+      </w:pPr>
+      <w:r>
         <w:lastRenderedPageBreak/>
-        <w:t>            insert(begin(), value);</w:t>
+        <w:t>            }</w:t>
+      </w:r>
+    </w:p>
+    <w:p>
+      <w:pPr>
+        <w:pStyle w:val="code"/>
+      </w:pPr>
+    </w:p>
+    <w:p>
+      <w:pPr>
+        <w:pStyle w:val="code"/>
+      </w:pPr>
+      <w:r>
+        <w:t>            prog_s3::Node&lt;value_type&gt;* old_next = header_.next;</w:t>
+      </w:r>
+    </w:p>
+    <w:p>
+      <w:pPr>
+        <w:pStyle w:val="code"/>
+      </w:pPr>
+      <w:r>
+        <w:t>            header_.next = header_.previous;</w:t>
+      </w:r>
+    </w:p>
+    <w:p>
+      <w:pPr>
+        <w:pStyle w:val="code"/>
+      </w:pPr>
+      <w:r>
+        <w:t>            header_.previous = old_next;</w:t>
       </w:r>
     </w:p>
     <w:p>
@@ -2566,15 +3025,39 @@
         <w:pStyle w:val="code"/>
       </w:pPr>
       <w:r>
-        <w:t>        void pop_front() { //remove first (exceptional)</w:t>
-      </w:r>
-    </w:p>
-    <w:p>
-      <w:pPr>
-        <w:pStyle w:val="code"/>
-      </w:pPr>
-      <w:r>
-        <w:t>            erase(begin());</w:t>
+        <w:t>        void unique() {  //deduplicate</w:t>
+      </w:r>
+    </w:p>
+    <w:p>
+      <w:pPr>
+        <w:pStyle w:val="code"/>
+      </w:pPr>
+      <w:r>
+        <w:t>            auto iter = begin();</w:t>
+      </w:r>
+    </w:p>
+    <w:p>
+      <w:pPr>
+        <w:pStyle w:val="code"/>
+      </w:pPr>
+      <w:r>
+        <w:t>            while (iter != end()) {</w:t>
+      </w:r>
+    </w:p>
+    <w:p>
+      <w:pPr>
+        <w:pStyle w:val="code"/>
+      </w:pPr>
+      <w:r>
+        <w:t>                remove_all_but_first(*iter);</w:t>
+      </w:r>
+    </w:p>
+    <w:p>
+      <w:pPr>
+        <w:pStyle w:val="code"/>
+      </w:pPr>
+      <w:r>
+        <w:t>            }</w:t>
       </w:r>
     </w:p>
     <w:p>
@@ -2595,354 +3078,6 @@
         <w:pStyle w:val="code"/>
       </w:pPr>
       <w:r>
-        <w:t>        void swap(list&amp; other) {</w:t>
-      </w:r>
-    </w:p>
-    <w:p>
-      <w:pPr>
-        <w:pStyle w:val="code"/>
-      </w:pPr>
-      <w:r>
-        <w:t>            Node&lt;value_type&gt; temporary_header = header_;</w:t>
-      </w:r>
-    </w:p>
-    <w:p>
-      <w:pPr>
-        <w:pStyle w:val="code"/>
-      </w:pPr>
-      <w:r>
-        <w:t>            size_type temporary_size = size_;</w:t>
-      </w:r>
-    </w:p>
-    <w:p>
-      <w:pPr>
-        <w:pStyle w:val="code"/>
-      </w:pPr>
-      <w:r>
-        <w:t>            header_ = other.header_;</w:t>
-      </w:r>
-    </w:p>
-    <w:p>
-      <w:pPr>
-        <w:pStyle w:val="code"/>
-      </w:pPr>
-      <w:r>
-        <w:t>            size_ = other.size_;</w:t>
-      </w:r>
-    </w:p>
-    <w:p>
-      <w:pPr>
-        <w:pStyle w:val="code"/>
-      </w:pPr>
-      <w:r>
-        <w:t>            other.header_ = temporary_header;</w:t>
-      </w:r>
-    </w:p>
-    <w:p>
-      <w:pPr>
-        <w:pStyle w:val="code"/>
-      </w:pPr>
-      <w:r>
-        <w:t>            other.size_ = temporary_size;</w:t>
-      </w:r>
-    </w:p>
-    <w:p>
-      <w:pPr>
-        <w:pStyle w:val="code"/>
-      </w:pPr>
-      <w:r>
-        <w:t>        }</w:t>
-      </w:r>
-    </w:p>
-    <w:p>
-      <w:pPr>
-        <w:pStyle w:val="code"/>
-      </w:pPr>
-    </w:p>
-    <w:p>
-      <w:pPr>
-        <w:pStyle w:val="code"/>
-      </w:pPr>
-      <w:r>
-        <w:t>        void merge(list&amp; other) { //we assume that both our lists are already sorted (std behaviour)</w:t>
-      </w:r>
-    </w:p>
-    <w:p>
-      <w:pPr>
-        <w:pStyle w:val="code"/>
-      </w:pPr>
-      <w:r>
-        <w:t>            if (end() != other.end()) {</w:t>
-      </w:r>
-    </w:p>
-    <w:p>
-      <w:pPr>
-        <w:pStyle w:val="code"/>
-      </w:pPr>
-      <w:r>
-        <w:t>                while(other.begin() != other.end()) {</w:t>
-      </w:r>
-    </w:p>
-    <w:p>
-      <w:pPr>
-        <w:pStyle w:val="code"/>
-      </w:pPr>
-      <w:r>
-        <w:t>                    auto dest_iter = begin();</w:t>
-      </w:r>
-    </w:p>
-    <w:p>
-      <w:pPr>
-        <w:pStyle w:val="code"/>
-      </w:pPr>
-      <w:r>
-        <w:t>                    while (dest_iter != end() &amp;&amp; std::less&lt;value_type&gt;(*(dest_iter++), *(other.begin())));</w:t>
-      </w:r>
-    </w:p>
-    <w:p>
-      <w:pPr>
-        <w:pStyle w:val="code"/>
-      </w:pPr>
-      <w:r>
-        <w:t>                    insert_borrow(dest_iter, other.begin(), size_, other.size_);</w:t>
-      </w:r>
-    </w:p>
-    <w:p>
-      <w:pPr>
-        <w:pStyle w:val="code"/>
-      </w:pPr>
-      <w:r>
-        <w:t>                }</w:t>
-      </w:r>
-    </w:p>
-    <w:p>
-      <w:pPr>
-        <w:pStyle w:val="code"/>
-      </w:pPr>
-      <w:r>
-        <w:t>            }</w:t>
-      </w:r>
-    </w:p>
-    <w:p>
-      <w:pPr>
-        <w:pStyle w:val="code"/>
-      </w:pPr>
-      <w:r>
-        <w:t>        }</w:t>
-      </w:r>
-    </w:p>
-    <w:p>
-      <w:pPr>
-        <w:pStyle w:val="code"/>
-      </w:pPr>
-    </w:p>
-    <w:p>
-      <w:pPr>
-        <w:pStyle w:val="code"/>
-      </w:pPr>
-      <w:r>
-        <w:t>        void splice(const_iterator pos, list&amp; other) { //transfer from other list to this one, starting from pos.</w:t>
-      </w:r>
-    </w:p>
-    <w:p>
-      <w:pPr>
-        <w:pStyle w:val="code"/>
-      </w:pPr>
-      <w:r>
-        <w:t>            //if (end() != other.end()) //std assumes that those are different lists anyway, behaviour is undefined</w:t>
-      </w:r>
-    </w:p>
-    <w:p>
-      <w:pPr>
-        <w:pStyle w:val="code"/>
-      </w:pPr>
-      <w:r>
-        <w:t>            while (other.begin() != other.end()) {</w:t>
-      </w:r>
-    </w:p>
-    <w:p>
-      <w:pPr>
-        <w:pStyle w:val="code"/>
-      </w:pPr>
-      <w:r>
-        <w:t>                insert_borrow(pos, other.begin(), size_, other.size_);</w:t>
-      </w:r>
-    </w:p>
-    <w:p>
-      <w:pPr>
-        <w:pStyle w:val="code"/>
-      </w:pPr>
-      <w:r>
-        <w:t>            }</w:t>
-      </w:r>
-    </w:p>
-    <w:p>
-      <w:pPr>
-        <w:pStyle w:val="code"/>
-      </w:pPr>
-      <w:r>
-        <w:t>        }</w:t>
-      </w:r>
-    </w:p>
-    <w:p>
-      <w:pPr>
-        <w:pStyle w:val="code"/>
-      </w:pPr>
-    </w:p>
-    <w:p>
-      <w:pPr>
-        <w:pStyle w:val="code"/>
-      </w:pPr>
-      <w:r>
-        <w:t>        void reverse() {</w:t>
-      </w:r>
-    </w:p>
-    <w:p>
-      <w:pPr>
-        <w:pStyle w:val="code"/>
-      </w:pPr>
-      <w:r>
-        <w:t>            iterator item = begin();</w:t>
-      </w:r>
-    </w:p>
-    <w:p>
-      <w:pPr>
-        <w:pStyle w:val="code"/>
-      </w:pPr>
-      <w:r>
-        <w:t>            while (item != end()) {</w:t>
-      </w:r>
-    </w:p>
-    <w:p>
-      <w:pPr>
-        <w:pStyle w:val="code"/>
-      </w:pPr>
-      <w:r>
-        <w:t>                prog_s3::Node&lt;value_type&gt;* tmp_node = item.node_-&gt;next;</w:t>
-      </w:r>
-    </w:p>
-    <w:p>
-      <w:pPr>
-        <w:pStyle w:val="code"/>
-      </w:pPr>
-      <w:r>
-        <w:t>                item.node_-&gt;next = item.node_-&gt;previous;</w:t>
-      </w:r>
-    </w:p>
-    <w:p>
-      <w:pPr>
-        <w:pStyle w:val="code"/>
-      </w:pPr>
-      <w:r>
-        <w:t>                item.node_-&gt;previous = item.node_-&gt;next;</w:t>
-      </w:r>
-    </w:p>
-    <w:p>
-      <w:pPr>
-        <w:pStyle w:val="code"/>
-      </w:pPr>
-      <w:r>
-        <w:t>                item--;</w:t>
-      </w:r>
-    </w:p>
-    <w:p>
-      <w:pPr>
-        <w:pStyle w:val="code"/>
-      </w:pPr>
-      <w:r>
-        <w:t>            }</w:t>
-      </w:r>
-    </w:p>
-    <w:p>
-      <w:pPr>
-        <w:pStyle w:val="code"/>
-      </w:pPr>
-    </w:p>
-    <w:p>
-      <w:pPr>
-        <w:pStyle w:val="code"/>
-      </w:pPr>
-      <w:r>
-        <w:t>            prog_s3::Node&lt;value_type&gt;* old_next = header_.next;</w:t>
-      </w:r>
-    </w:p>
-    <w:p>
-      <w:pPr>
-        <w:pStyle w:val="code"/>
-      </w:pPr>
-      <w:r>
-        <w:t>            header_.next = header_.previous;</w:t>
-      </w:r>
-    </w:p>
-    <w:p>
-      <w:pPr>
-        <w:pStyle w:val="code"/>
-      </w:pPr>
-      <w:r>
-        <w:t>            header_.previous = old_next;</w:t>
-      </w:r>
-    </w:p>
-    <w:p>
-      <w:pPr>
-        <w:pStyle w:val="code"/>
-      </w:pPr>
-      <w:r>
-        <w:t>        }</w:t>
-      </w:r>
-    </w:p>
-    <w:p>
-      <w:pPr>
-        <w:pStyle w:val="code"/>
-      </w:pPr>
-      <w:r>
-        <w:t>        void unique() {  //deduplicate</w:t>
-      </w:r>
-    </w:p>
-    <w:p>
-      <w:pPr>
-        <w:pStyle w:val="code"/>
-      </w:pPr>
-      <w:r>
-        <w:t>            auto iter = begin();</w:t>
-      </w:r>
-    </w:p>
-    <w:p>
-      <w:pPr>
-        <w:pStyle w:val="code"/>
-      </w:pPr>
-      <w:r>
-        <w:t>            while (iter != end()) {</w:t>
-      </w:r>
-    </w:p>
-    <w:p>
-      <w:pPr>
-        <w:pStyle w:val="code"/>
-      </w:pPr>
-      <w:r>
-        <w:t>                remove_all_but_first(*iter);</w:t>
-      </w:r>
-    </w:p>
-    <w:p>
-      <w:pPr>
-        <w:pStyle w:val="code"/>
-      </w:pPr>
-      <w:r>
-        <w:t>            }</w:t>
-      </w:r>
-    </w:p>
-    <w:p>
-      <w:pPr>
-        <w:pStyle w:val="code"/>
-      </w:pPr>
-      <w:r>
-        <w:t>        }</w:t>
-      </w:r>
-    </w:p>
-    <w:p>
-      <w:pPr>
-        <w:pStyle w:val="code"/>
-      </w:pPr>
-      <w:r>
         <w:t>        void sort() { qsort(begin(), --end()); }</w:t>
       </w:r>
     </w:p>
@@ -2958,6 +3093,11 @@
       <w:pPr>
         <w:pStyle w:val="code"/>
       </w:pPr>
+    </w:p>
+    <w:p>
+      <w:pPr>
+        <w:pStyle w:val="code"/>
+      </w:pPr>
       <w:r>
         <w:t>} //namespace prog_s3</w:t>
       </w:r>
@@ -2974,6 +3114,16 @@
       <w:r>
         <w:t>#endif //S3L7_LIST_HPP</w:t>
       </w:r>
+    </w:p>
+    <w:p>
+      <w:pPr>
+        <w:pStyle w:val="code"/>
+      </w:pPr>
+    </w:p>
+    <w:p>
+      <w:pPr>
+        <w:pStyle w:val="code"/>
+      </w:pPr>
       <w:r>
         <w:br w:type="page"/>
       </w:r>
@@ -2982,7 +3132,7 @@
       <w:pPr>
         <w:pStyle w:val="a9"/>
         <w:rPr>
-          <w:lang w:val="en-US" w:eastAsia="en-US"/>
+          <w:lang w:eastAsia="en-US"/>
         </w:rPr>
       </w:pPr>
       <w:r>
@@ -3011,6 +3161,14 @@
         <w:pStyle w:val="code"/>
       </w:pPr>
       <w:r>
+        <w:t>#include &lt;exception&gt;</w:t>
+      </w:r>
+    </w:p>
+    <w:p>
+      <w:pPr>
+        <w:pStyle w:val="code"/>
+      </w:pPr>
+      <w:r>
         <w:t>#include &lt;iostream&gt;</w:t>
       </w:r>
     </w:p>
@@ -3018,13 +3176,22 @@
       <w:pPr>
         <w:pStyle w:val="code"/>
       </w:pPr>
-    </w:p>
-    <w:p>
-      <w:pPr>
-        <w:pStyle w:val="code"/>
+      <w:r>
+        <w:t>#include &lt;stdexcept&gt;</w:t>
+      </w:r>
+    </w:p>
+    <w:p>
+      <w:pPr>
+        <w:pStyle w:val="code"/>
+        <w:ind w:firstLine="0"/>
         <w:rPr>
           <w:lang w:val="ru-RU"/>
         </w:rPr>
+      </w:pPr>
+    </w:p>
+    <w:p>
+      <w:pPr>
+        <w:pStyle w:val="code"/>
       </w:pPr>
       <w:r>
         <w:rPr>
@@ -3036,43 +3203,26 @@
     <w:p>
       <w:pPr>
         <w:pStyle w:val="code"/>
+      </w:pPr>
+      <w:r>
         <w:rPr>
           <w:lang w:val="ru-RU"/>
         </w:rPr>
-      </w:pPr>
-      <w:r>
+        <w:t>используется весьма комплексный контейнер времён моей учёбы в школе21</w:t>
+      </w:r>
+    </w:p>
+    <w:p>
+      <w:pPr>
+        <w:pStyle w:val="code"/>
         <w:rPr>
           <w:lang w:val="ru-RU"/>
         </w:rPr>
-        <w:t>Этот контейнер - результат моего труда во время учёбы в школе21.</w:t>
-      </w:r>
-    </w:p>
-    <w:p>
-      <w:pPr>
-        <w:pStyle w:val="code"/>
+      </w:pPr>
+      <w:r>
         <w:rPr>
           <w:lang w:val="ru-RU"/>
         </w:rPr>
-      </w:pPr>
-      <w:r>
-        <w:rPr>
-          <w:lang w:val="ru-RU"/>
-        </w:rPr>
-        <w:t>Он более комплексный, чем того требует задание, но было принято решение</w:t>
-      </w:r>
-    </w:p>
-    <w:p>
-      <w:pPr>
-        <w:pStyle w:val="code"/>
-        <w:rPr>
-          <w:lang w:val="ru-RU"/>
-        </w:rPr>
-      </w:pPr>
-      <w:r>
-        <w:rPr>
-          <w:lang w:val="ru-RU"/>
-        </w:rPr>
-        <w:t>не делать двойную работу, а использовать существующую реализацию.</w:t>
+        <w:t xml:space="preserve">его реализация сложнее необходимого, но покрывает требования задания. </w:t>
       </w:r>
     </w:p>
     <w:p>
@@ -3482,6 +3632,7 @@
         <w:pStyle w:val="code"/>
       </w:pPr>
       <w:r>
+        <w:lastRenderedPageBreak/>
         <w:t>    }</w:t>
       </w:r>
     </w:p>
@@ -3490,40 +3641,575 @@
         <w:pStyle w:val="code"/>
       </w:pPr>
       <w:r>
+        <w:t>    std::cout &lt;&lt; "After insertion: " &lt;&lt; std::endl;</w:t>
+      </w:r>
+    </w:p>
+    <w:p>
+      <w:pPr>
+        <w:pStyle w:val="code"/>
+      </w:pPr>
+      <w:r>
+        <w:t>    print_list(list);</w:t>
+      </w:r>
+    </w:p>
+    <w:p>
+      <w:pPr>
+        <w:pStyle w:val="code"/>
+      </w:pPr>
+      <w:r>
+        <w:t>    std::cout &lt;&lt; "list.insert_at(0, 'r')" &lt;&lt; std::endl;</w:t>
+      </w:r>
+    </w:p>
+    <w:p>
+      <w:pPr>
+        <w:pStyle w:val="code"/>
+      </w:pPr>
+      <w:r>
+        <w:t>    std::cout &lt;&lt; "list.insert_at(1, 'e')" &lt;&lt; std::endl;</w:t>
+      </w:r>
+    </w:p>
+    <w:p>
+      <w:pPr>
+        <w:pStyle w:val="code"/>
+      </w:pPr>
+      <w:r>
+        <w:t>    std::cout &lt;&lt; "Expected: insertion of {r,e} at [0] and [1]" &lt;&lt; std::endl;</w:t>
+      </w:r>
+    </w:p>
+    <w:p>
+      <w:pPr>
+        <w:pStyle w:val="code"/>
+      </w:pPr>
+      <w:r>
+        <w:t>    try {</w:t>
+      </w:r>
+    </w:p>
+    <w:p>
+      <w:pPr>
+        <w:pStyle w:val="code"/>
+      </w:pPr>
+      <w:r>
+        <w:t>        list.insert_at(0, 'r');</w:t>
+      </w:r>
+    </w:p>
+    <w:p>
+      <w:pPr>
+        <w:pStyle w:val="code"/>
+      </w:pPr>
+      <w:r>
+        <w:t>        list.insert_at(1, 'e');</w:t>
+      </w:r>
+    </w:p>
+    <w:p>
+      <w:pPr>
+        <w:pStyle w:val="code"/>
+      </w:pPr>
+      <w:r>
+        <w:t>    } catch(std::bad_alloc ex) {</w:t>
+      </w:r>
+    </w:p>
+    <w:p>
+      <w:pPr>
+        <w:pStyle w:val="code"/>
+      </w:pPr>
+      <w:r>
+        <w:t>        std::cerr &lt;&lt; ex.what() &lt;&lt; std::endl;</w:t>
+      </w:r>
+    </w:p>
+    <w:p>
+      <w:pPr>
+        <w:pStyle w:val="code"/>
+      </w:pPr>
+      <w:r>
+        <w:t>    }</w:t>
+      </w:r>
+    </w:p>
+    <w:p>
+      <w:pPr>
+        <w:pStyle w:val="code"/>
+      </w:pPr>
+      <w:r>
+        <w:t>    std::cout &lt;&lt; "After insertion: " &lt;&lt; std::endl;</w:t>
+      </w:r>
+    </w:p>
+    <w:p>
+      <w:pPr>
+        <w:pStyle w:val="code"/>
+      </w:pPr>
+      <w:r>
+        <w:t>    print_list(list);</w:t>
+      </w:r>
+    </w:p>
+    <w:p>
+      <w:pPr>
+        <w:pStyle w:val="code"/>
+      </w:pPr>
+    </w:p>
+    <w:p>
+      <w:pPr>
+        <w:pStyle w:val="code"/>
+      </w:pPr>
+      <w:r>
+        <w:t>    std::cout &lt;&lt; std::endl &lt;&lt; "list.at(34): " &lt;&lt; list.at(34) &lt;&lt; std::endl;</w:t>
+      </w:r>
+    </w:p>
+    <w:p>
+      <w:pPr>
+        <w:pStyle w:val="code"/>
+      </w:pPr>
+    </w:p>
+    <w:p>
+      <w:pPr>
+        <w:pStyle w:val="code"/>
+      </w:pPr>
+      <w:r>
+        <w:t>    print_closing("Template container for char");</w:t>
+      </w:r>
+    </w:p>
+    <w:p>
+      <w:pPr>
+        <w:pStyle w:val="code"/>
+      </w:pPr>
+      <w:r>
+        <w:t>}</w:t>
+      </w:r>
+    </w:p>
+    <w:p>
+      <w:pPr>
+        <w:pStyle w:val="code"/>
+      </w:pPr>
+    </w:p>
+    <w:p>
+      <w:pPr>
+        <w:pStyle w:val="code"/>
+      </w:pPr>
+      <w:r>
+        <w:t>void test_segfault() {</w:t>
+      </w:r>
+    </w:p>
+    <w:p>
+      <w:pPr>
+        <w:pStyle w:val="code"/>
+      </w:pPr>
+      <w:r>
+        <w:t>    print_title("Exceptions test");</w:t>
+      </w:r>
+    </w:p>
+    <w:p>
+      <w:pPr>
+        <w:pStyle w:val="code"/>
+      </w:pPr>
+      <w:r>
+        <w:t>    prog_s3::list&lt;double&gt; lst{};</w:t>
+      </w:r>
+    </w:p>
+    <w:p>
+      <w:pPr>
+        <w:pStyle w:val="code"/>
+      </w:pPr>
+      <w:r>
+        <w:t>    std::cout &lt;&lt; "Expected: out_of_range" &lt;&lt; std::endl;</w:t>
+      </w:r>
+    </w:p>
+    <w:p>
+      <w:pPr>
+        <w:pStyle w:val="code"/>
+      </w:pPr>
+      <w:r>
+        <w:t>    try {</w:t>
+      </w:r>
+    </w:p>
+    <w:p>
+      <w:pPr>
+        <w:pStyle w:val="code"/>
+      </w:pPr>
+      <w:r>
+        <w:t>        lst.clear();</w:t>
+      </w:r>
+    </w:p>
+    <w:p>
+      <w:pPr>
+        <w:pStyle w:val="code"/>
+      </w:pPr>
+      <w:r>
+        <w:t>    } catch (std::out_of_range ex) {</w:t>
+      </w:r>
+    </w:p>
+    <w:p>
+      <w:pPr>
+        <w:pStyle w:val="code"/>
+      </w:pPr>
+      <w:r>
+        <w:t>        std::cout &lt;&lt; "std::out_of_range " &lt;&lt; ex.what() &lt;&lt; std::endl;</w:t>
+      </w:r>
+    </w:p>
+    <w:p>
+      <w:pPr>
+        <w:pStyle w:val="code"/>
+      </w:pPr>
+      <w:r>
+        <w:t>    } catch (...) {</w:t>
+      </w:r>
+    </w:p>
+    <w:p>
+      <w:pPr>
+        <w:pStyle w:val="code"/>
+      </w:pPr>
+      <w:r>
+        <w:t>        std::cout &lt;&lt; "Unhandled" &lt;&lt; std::endl;</w:t>
+      </w:r>
+    </w:p>
+    <w:p>
+      <w:pPr>
+        <w:pStyle w:val="code"/>
+      </w:pPr>
+      <w:r>
+        <w:t>    }</w:t>
+      </w:r>
+    </w:p>
+    <w:p>
+      <w:pPr>
+        <w:pStyle w:val="code"/>
+      </w:pPr>
+      <w:r>
+        <w:t>    std::cout &lt;&lt; "Expected: out_of_range" &lt;&lt; std::endl;</w:t>
+      </w:r>
+    </w:p>
+    <w:p>
+      <w:pPr>
+        <w:pStyle w:val="code"/>
+      </w:pPr>
+      <w:r>
+        <w:t>    try {</w:t>
+      </w:r>
+    </w:p>
+    <w:p>
+      <w:pPr>
+        <w:pStyle w:val="code"/>
+      </w:pPr>
+      <w:r>
+        <w:t>        lst.erase(lst.begin());    </w:t>
+      </w:r>
+    </w:p>
+    <w:p>
+      <w:pPr>
+        <w:pStyle w:val="code"/>
+      </w:pPr>
+      <w:r>
+        <w:t>    } catch (std::out_of_range ex) {</w:t>
+      </w:r>
+    </w:p>
+    <w:p>
+      <w:pPr>
+        <w:pStyle w:val="code"/>
+      </w:pPr>
+      <w:r>
+        <w:t>        std::cout &lt;&lt; "std::out_of_range " &lt;&lt; ex.what() &lt;&lt; std::endl;</w:t>
+      </w:r>
+    </w:p>
+    <w:p>
+      <w:pPr>
+        <w:pStyle w:val="code"/>
+      </w:pPr>
+      <w:r>
+        <w:t>    } catch (...) {</w:t>
+      </w:r>
+    </w:p>
+    <w:p>
+      <w:pPr>
+        <w:pStyle w:val="code"/>
+      </w:pPr>
+      <w:r>
+        <w:t>        std::cout &lt;&lt; "Unhandled" &lt;&lt; std::endl;</w:t>
+      </w:r>
+    </w:p>
+    <w:p>
+      <w:pPr>
+        <w:pStyle w:val="code"/>
+      </w:pPr>
+      <w:r>
+        <w:t>    }</w:t>
+      </w:r>
+    </w:p>
+    <w:p>
+      <w:pPr>
+        <w:pStyle w:val="code"/>
+      </w:pPr>
+      <w:r>
+        <w:t>    std::cout &lt;&lt; "Expected: out_of_range" &lt;&lt; std::endl;</w:t>
+      </w:r>
+    </w:p>
+    <w:p>
+      <w:pPr>
+        <w:pStyle w:val="code"/>
+      </w:pPr>
+      <w:r>
+        <w:t>    try {</w:t>
+      </w:r>
+    </w:p>
+    <w:p>
+      <w:pPr>
+        <w:pStyle w:val="code"/>
+      </w:pPr>
+      <w:r>
+        <w:t>        lst.erase(lst.end());</w:t>
+      </w:r>
+    </w:p>
+    <w:p>
+      <w:pPr>
+        <w:pStyle w:val="code"/>
+      </w:pPr>
+      <w:r>
+        <w:t>    } catch (std::out_of_range ex) {</w:t>
+      </w:r>
+    </w:p>
+    <w:p>
+      <w:pPr>
+        <w:pStyle w:val="code"/>
+      </w:pPr>
+      <w:r>
+        <w:t>        std::cout &lt;&lt; "std::out_of_range " &lt;&lt; ex.what() &lt;&lt; std::endl;</w:t>
+      </w:r>
+    </w:p>
+    <w:p>
+      <w:pPr>
+        <w:pStyle w:val="code"/>
+      </w:pPr>
+      <w:r>
+        <w:t>    } catch (...) {</w:t>
+      </w:r>
+    </w:p>
+    <w:p>
+      <w:pPr>
+        <w:pStyle w:val="code"/>
+      </w:pPr>
+      <w:r>
+        <w:t>        std::cout &lt;&lt; "Unhandled" &lt;&lt; std::endl;</w:t>
+      </w:r>
+    </w:p>
+    <w:p>
+      <w:pPr>
+        <w:pStyle w:val="code"/>
+      </w:pPr>
+      <w:r>
+        <w:t>    }</w:t>
+      </w:r>
+    </w:p>
+    <w:p>
+      <w:pPr>
+        <w:pStyle w:val="code"/>
+      </w:pPr>
+      <w:r>
+        <w:t>    std::cout &lt;&lt; "Expected: nothing" &lt;&lt; std::endl;</w:t>
+      </w:r>
+    </w:p>
+    <w:p>
+      <w:pPr>
+        <w:pStyle w:val="code"/>
+      </w:pPr>
+      <w:r>
+        <w:t>    try {</w:t>
+      </w:r>
+    </w:p>
+    <w:p>
+      <w:pPr>
+        <w:pStyle w:val="code"/>
+      </w:pPr>
+      <w:r>
+        <w:t>        lst = prog_s3::list&lt;double&gt;{1,3,4,5};</w:t>
+      </w:r>
+    </w:p>
+    <w:p>
+      <w:pPr>
+        <w:pStyle w:val="code"/>
+      </w:pPr>
+      <w:r>
+        <w:t>        lst.erase(lst.begin());</w:t>
+      </w:r>
+    </w:p>
+    <w:p>
+      <w:pPr>
+        <w:pStyle w:val="code"/>
+      </w:pPr>
+      <w:r>
+        <w:t>        lst.erase(lst.begin());</w:t>
+      </w:r>
+    </w:p>
+    <w:p>
+      <w:pPr>
+        <w:pStyle w:val="code"/>
+      </w:pPr>
+      <w:r>
+        <w:t>        lst.erase(lst.begin());</w:t>
+      </w:r>
+    </w:p>
+    <w:p>
+      <w:pPr>
+        <w:pStyle w:val="code"/>
+      </w:pPr>
+      <w:r>
+        <w:t>        lst.erase(lst.begin());</w:t>
+      </w:r>
+    </w:p>
+    <w:p>
+      <w:pPr>
+        <w:pStyle w:val="code"/>
+      </w:pPr>
+      <w:r>
+        <w:t>    } catch (std::out_of_range ex) {</w:t>
+      </w:r>
+    </w:p>
+    <w:p>
+      <w:pPr>
+        <w:pStyle w:val="code"/>
+      </w:pPr>
+      <w:r>
+        <w:t>        std::cout &lt;&lt; "std::out_of_range " &lt;&lt; ex.what() &lt;&lt; std::endl;</w:t>
+      </w:r>
+    </w:p>
+    <w:p>
+      <w:pPr>
+        <w:pStyle w:val="code"/>
+      </w:pPr>
+      <w:r>
+        <w:t>    } catch (...) {</w:t>
+      </w:r>
+    </w:p>
+    <w:p>
+      <w:pPr>
+        <w:pStyle w:val="code"/>
+      </w:pPr>
+      <w:r>
+        <w:t>        std::cout &lt;&lt; "Unhandled" &lt;&lt; std::endl;</w:t>
+      </w:r>
+    </w:p>
+    <w:p>
+      <w:pPr>
+        <w:pStyle w:val="code"/>
+      </w:pPr>
+      <w:r>
+        <w:t>    }</w:t>
+      </w:r>
+    </w:p>
+    <w:p>
+      <w:pPr>
+        <w:pStyle w:val="code"/>
+      </w:pPr>
+      <w:r>
+        <w:t>    std::cout &lt;&lt; "Expected: out_of_range" &lt;&lt; std::endl;</w:t>
+      </w:r>
+    </w:p>
+    <w:p>
+      <w:pPr>
+        <w:pStyle w:val="code"/>
+      </w:pPr>
+      <w:r>
+        <w:t>    try {</w:t>
+      </w:r>
+    </w:p>
+    <w:p>
+      <w:pPr>
+        <w:pStyle w:val="code"/>
+      </w:pPr>
+      <w:r>
+        <w:t>        lst = prog_s3::list&lt;double&gt;{1,3,4,5};</w:t>
+      </w:r>
+    </w:p>
+    <w:p>
+      <w:pPr>
+        <w:pStyle w:val="code"/>
+      </w:pPr>
+      <w:r>
         <w:lastRenderedPageBreak/>
-        <w:t>    std::cout &lt;&lt; "After insertion: " &lt;&lt; std::endl;</w:t>
-      </w:r>
-    </w:p>
-    <w:p>
-      <w:pPr>
-        <w:pStyle w:val="code"/>
-      </w:pPr>
-      <w:r>
-        <w:t>    print_list(list);</w:t>
-      </w:r>
-    </w:p>
-    <w:p>
-      <w:pPr>
-        <w:pStyle w:val="code"/>
-      </w:pPr>
-      <w:r>
-        <w:t>    std::cout &lt;&lt; "list.insert_at(0, 'r')" &lt;&lt; std::endl;</w:t>
-      </w:r>
-    </w:p>
-    <w:p>
-      <w:pPr>
-        <w:pStyle w:val="code"/>
-      </w:pPr>
-      <w:r>
-        <w:t>    std::cout &lt;&lt; "list.insert_at(1, 'e')" &lt;&lt; std::endl;</w:t>
-      </w:r>
-    </w:p>
-    <w:p>
-      <w:pPr>
-        <w:pStyle w:val="code"/>
-      </w:pPr>
-      <w:r>
-        <w:t>    std::cout &lt;&lt; "Expected: insertion of {r,e} at [0] and [1]" &lt;&lt; std::endl;</w:t>
+        <w:t>        lst.erase(lst.begin());</w:t>
+      </w:r>
+    </w:p>
+    <w:p>
+      <w:pPr>
+        <w:pStyle w:val="code"/>
+      </w:pPr>
+      <w:r>
+        <w:t>        lst.erase(lst.begin());</w:t>
+      </w:r>
+    </w:p>
+    <w:p>
+      <w:pPr>
+        <w:pStyle w:val="code"/>
+      </w:pPr>
+      <w:r>
+        <w:t>        lst.erase(lst.begin());</w:t>
+      </w:r>
+    </w:p>
+    <w:p>
+      <w:pPr>
+        <w:pStyle w:val="code"/>
+      </w:pPr>
+      <w:r>
+        <w:t>        lst.erase(lst.begin());</w:t>
+      </w:r>
+    </w:p>
+    <w:p>
+      <w:pPr>
+        <w:pStyle w:val="code"/>
+      </w:pPr>
+      <w:r>
+        <w:t>        lst.erase(lst.begin());</w:t>
+      </w:r>
+    </w:p>
+    <w:p>
+      <w:pPr>
+        <w:pStyle w:val="code"/>
+      </w:pPr>
+      <w:r>
+        <w:t>    } catch (std::out_of_range ex) {</w:t>
+      </w:r>
+    </w:p>
+    <w:p>
+      <w:pPr>
+        <w:pStyle w:val="code"/>
+      </w:pPr>
+      <w:r>
+        <w:t>        std::cout &lt;&lt; "std::out_of_range " &lt;&lt; ex.what() &lt;&lt; std::endl;</w:t>
+      </w:r>
+    </w:p>
+    <w:p>
+      <w:pPr>
+        <w:pStyle w:val="code"/>
+      </w:pPr>
+      <w:r>
+        <w:t>    } catch (...) {</w:t>
+      </w:r>
+    </w:p>
+    <w:p>
+      <w:pPr>
+        <w:pStyle w:val="code"/>
+      </w:pPr>
+      <w:r>
+        <w:t>        std::cout &lt;&lt; "Unhandled" &lt;&lt; std::endl;</w:t>
+      </w:r>
+    </w:p>
+    <w:p>
+      <w:pPr>
+        <w:pStyle w:val="code"/>
+      </w:pPr>
+      <w:r>
+        <w:t>    }</w:t>
+      </w:r>
+    </w:p>
+    <w:p>
+      <w:pPr>
+        <w:pStyle w:val="code"/>
+      </w:pPr>
+      <w:r>
+        <w:t>    std::cout &lt;&lt; "Expected: out_of_range" &lt;&lt; std::endl;</w:t>
+      </w:r>
+    </w:p>
+    <w:p>
+      <w:pPr>
+        <w:pStyle w:val="code"/>
+      </w:pPr>
+      <w:r>
+        <w:t>    lst = prog_s3::list&lt;double&gt;{};</w:t>
       </w:r>
     </w:p>
     <w:p>
@@ -3539,31 +4225,39 @@
         <w:pStyle w:val="code"/>
       </w:pPr>
       <w:r>
-        <w:t>        list.insert_at(0, 'r');</w:t>
-      </w:r>
-    </w:p>
-    <w:p>
-      <w:pPr>
-        <w:pStyle w:val="code"/>
-      </w:pPr>
-      <w:r>
-        <w:t>        list.insert_at(1, 'e');</w:t>
-      </w:r>
-    </w:p>
-    <w:p>
-      <w:pPr>
-        <w:pStyle w:val="code"/>
-      </w:pPr>
-      <w:r>
-        <w:t>    } catch(std::bad_alloc ex) {</w:t>
-      </w:r>
-    </w:p>
-    <w:p>
-      <w:pPr>
-        <w:pStyle w:val="code"/>
-      </w:pPr>
-      <w:r>
-        <w:t>        std::cerr &lt;&lt; ex.what() &lt;&lt; std::endl;</w:t>
+        <w:t>        lst.front();</w:t>
+      </w:r>
+    </w:p>
+    <w:p>
+      <w:pPr>
+        <w:pStyle w:val="code"/>
+      </w:pPr>
+      <w:r>
+        <w:t>    } catch (std::out_of_range ex) {</w:t>
+      </w:r>
+    </w:p>
+    <w:p>
+      <w:pPr>
+        <w:pStyle w:val="code"/>
+      </w:pPr>
+      <w:r>
+        <w:t>        std::cout &lt;&lt; "std::out_of_range " &lt;&lt; ex.what() &lt;&lt; std::endl;</w:t>
+      </w:r>
+    </w:p>
+    <w:p>
+      <w:pPr>
+        <w:pStyle w:val="code"/>
+      </w:pPr>
+      <w:r>
+        <w:t>    } catch (...) {</w:t>
+      </w:r>
+    </w:p>
+    <w:p>
+      <w:pPr>
+        <w:pStyle w:val="code"/>
+      </w:pPr>
+      <w:r>
+        <w:t>        std::cout &lt;&lt; "Unhandled" &lt;&lt; std::endl;</w:t>
       </w:r>
     </w:p>
     <w:p>
@@ -3579,41 +4273,68 @@
         <w:pStyle w:val="code"/>
       </w:pPr>
       <w:r>
-        <w:t>    std::cout &lt;&lt; "After insertion: " &lt;&lt; std::endl;</w:t>
-      </w:r>
-    </w:p>
-    <w:p>
-      <w:pPr>
-        <w:pStyle w:val="code"/>
-      </w:pPr>
-      <w:r>
-        <w:t>    print_list(list);</w:t>
-      </w:r>
-    </w:p>
-    <w:p>
-      <w:pPr>
-        <w:pStyle w:val="code"/>
-      </w:pPr>
-    </w:p>
-    <w:p>
-      <w:pPr>
-        <w:pStyle w:val="code"/>
-      </w:pPr>
-      <w:r>
-        <w:t>    std::cout &lt;&lt; std::endl &lt;&lt; "list.at(34): " &lt;&lt; list.at(34) &lt;&lt; std::endl;</w:t>
-      </w:r>
-    </w:p>
-    <w:p>
-      <w:pPr>
-        <w:pStyle w:val="code"/>
-      </w:pPr>
-    </w:p>
-    <w:p>
-      <w:pPr>
-        <w:pStyle w:val="code"/>
-      </w:pPr>
-      <w:r>
-        <w:t>    print_closing("Template container for char");</w:t>
+        <w:t>    try {</w:t>
+      </w:r>
+    </w:p>
+    <w:p>
+      <w:pPr>
+        <w:pStyle w:val="code"/>
+      </w:pPr>
+      <w:r>
+        <w:t>        lst.back();</w:t>
+      </w:r>
+    </w:p>
+    <w:p>
+      <w:pPr>
+        <w:pStyle w:val="code"/>
+      </w:pPr>
+      <w:r>
+        <w:t>    } catch (std::out_of_range ex) {</w:t>
+      </w:r>
+    </w:p>
+    <w:p>
+      <w:pPr>
+        <w:pStyle w:val="code"/>
+      </w:pPr>
+      <w:r>
+        <w:t>        std::cout &lt;&lt; "std::out_of_range " &lt;&lt; ex.what() &lt;&lt; std::endl;</w:t>
+      </w:r>
+    </w:p>
+    <w:p>
+      <w:pPr>
+        <w:pStyle w:val="code"/>
+      </w:pPr>
+      <w:r>
+        <w:t>    } catch (...) {</w:t>
+      </w:r>
+    </w:p>
+    <w:p>
+      <w:pPr>
+        <w:pStyle w:val="code"/>
+      </w:pPr>
+      <w:r>
+        <w:t>        std::cout &lt;&lt; "Unhandled" &lt;&lt; std::endl;</w:t>
+      </w:r>
+    </w:p>
+    <w:p>
+      <w:pPr>
+        <w:pStyle w:val="code"/>
+      </w:pPr>
+      <w:r>
+        <w:t>    }</w:t>
+      </w:r>
+    </w:p>
+    <w:p>
+      <w:pPr>
+        <w:pStyle w:val="code"/>
+      </w:pPr>
+    </w:p>
+    <w:p>
+      <w:pPr>
+        <w:pStyle w:val="code"/>
+      </w:pPr>
+      <w:r>
+        <w:t>    print_closing("Exceptions test end");    </w:t>
       </w:r>
     </w:p>
     <w:p>
@@ -3667,12 +4388,29 @@
         <w:rPr>
           <w:lang w:val="ru-RU"/>
         </w:rPr>
-        <w:t>return 0;</w:t>
-      </w:r>
-    </w:p>
-    <w:p>
-      <w:pPr>
-        <w:pStyle w:val="code"/>
+        <w:t>test_segfault();</w:t>
+      </w:r>
+    </w:p>
+    <w:p>
+      <w:pPr>
+        <w:pStyle w:val="code"/>
+        <w:rPr>
+          <w:lang w:val="ru-RU"/>
+        </w:rPr>
+      </w:pPr>
+      <w:r>
+        <w:rPr>
+          <w:lang w:val="ru-RU"/>
+        </w:rPr>
+        <w:t>    return 0;</w:t>
+      </w:r>
+    </w:p>
+    <w:p>
+      <w:pPr>
+        <w:pStyle w:val="code"/>
+        <w:rPr>
+          <w:lang w:val="ru-RU"/>
+        </w:rPr>
       </w:pPr>
       <w:r>
         <w:rPr>
@@ -3680,7 +4418,18 @@
         </w:rPr>
         <w:t>}</w:t>
       </w:r>
-      <w:r>
+    </w:p>
+    <w:p>
+      <w:pPr>
+        <w:pStyle w:val="code"/>
+        <w:rPr>
+          <w:lang w:val="ru-RU"/>
+        </w:rPr>
+      </w:pPr>
+      <w:r>
+        <w:rPr>
+          <w:lang w:val="ru-RU"/>
+        </w:rPr>
         <w:br w:type="page"/>
       </w:r>
     </w:p>
